--- a/content/member-assets/mobile-headlight-restoration/client-faqs.docx
+++ b/content/member-assets/mobile-headlight-restoration/client-faqs.docx
@@ -759,7 +759,7 @@
               <w:pStyle w:val="TableCell"/>
             </w:pPr>
             <w:r>
-              <w:t xml:space="preserve">How to use these FAQs — Place these on the sales page, in a proposal, or below the checkout section for this pack.</w:t>
+              <w:t xml:space="preserve">How to use these FAQs - Place these on the sales page, in a proposal, or below the checkout section for this pack.</w:t>
             </w:r>
           </w:p>
         </w:tc>
@@ -801,7 +801,7 @@
               <w:pStyle w:val="TableCell"/>
             </w:pPr>
             <w:r>
-              <w:t xml:space="preserve">Buyer FAQs — What do I receive? You receive a focused mobile headlight restoration with the agreed…</w:t>
+              <w:t xml:space="preserve">Buyer FAQs - What do I receive? You receive a focused mobile headlight restoration with the agreed…</w:t>
             </w:r>
           </w:p>
         </w:tc>
@@ -845,7 +845,7 @@
               <w:pStyle w:val="TableCell"/>
             </w:pPr>
             <w:r>
-              <w:t xml:space="preserve">Objection-handling notes — If the buyer says they are too busy, reduce the required inputs and offer one clear review…</w:t>
+              <w:t xml:space="preserve">Objection-handling notes - If the buyer says they are too busy, reduce the required inputs and offer one clear review…</w:t>
             </w:r>
           </w:p>
         </w:tc>
@@ -887,7 +887,7 @@
               <w:pStyle w:val="TableCell"/>
             </w:pPr>
             <w:r>
-              <w:t xml:space="preserve">Website preview copy — Use this FAQ pack to answer the common questions a car owners, used-car sellers, landlords…</w:t>
+              <w:t xml:space="preserve">Website preview copy - Use this FAQ pack to answer the common questions a car owners, used-car sellers, landlords…</w:t>
             </w:r>
           </w:p>
         </w:tc>
@@ -931,7 +931,7 @@
               <w:pStyle w:val="TableCell"/>
             </w:pPr>
             <w:r>
-              <w:t xml:space="preserve">Delivery standards (shared) — This asset is for car owners, used-car sellers, landlords with fleets, and local dealers…</w:t>
+              <w:t xml:space="preserve">Delivery standards (shared) - This asset is for car owners, used-car sellers, landlords with fleets, and local dealers…</w:t>
             </w:r>
           </w:p>
         </w:tc>
@@ -1371,7 +1371,7 @@
     <w:lvl w:ilvl="0">
       <w:start w:val="1"/>
       <w:numFmt w:val="bullet"/>
-      <w:lvlText w:val="–"/>
+      <w:lvlText w:val="-"/>
       <w:pPr>
         <w:ind w:left="540" w:hanging="220"/>
       </w:pPr>

--- a/content/member-assets/mobile-headlight-restoration/client-faqs.docx
+++ b/content/member-assets/mobile-headlight-restoration/client-faqs.docx
@@ -673,13 +673,13 @@
         <w:tblLook w:firstRow="1" w:noHBand="0" w:noVBand="1"/>
       </w:tblPr>
       <w:tblGrid>
-        <w:gridCol w:w="1180"/>
-        <w:gridCol w:w="7940"/>
+        <w:gridCol w:w="1500"/>
+        <w:gridCol w:w="7620"/>
       </w:tblGrid>
       <w:tr>
         <w:tc>
           <w:tcPr>
-            <w:tcW w:w="1180" w:type="dxa"/>
+            <w:tcW w:w="1500" w:type="dxa"/>
             <w:shd w:fill="0A0A0A"/>
             <w:tcMar>
               <w:top w:w="120" w:type="dxa"/>
@@ -700,7 +700,7 @@
         </w:tc>
         <w:tc>
           <w:tcPr>
-            <w:tcW w:w="7940" w:type="dxa"/>
+            <w:tcW w:w="7620" w:type="dxa"/>
             <w:shd w:fill="0A0A0A"/>
             <w:tcMar>
               <w:top w:w="120" w:type="dxa"/>
@@ -723,7 +723,7 @@
       <w:tr>
         <w:tc>
           <w:tcPr>
-            <w:tcW w:w="1180" w:type="dxa"/>
+            <w:tcW w:w="1500" w:type="dxa"/>
             <w:shd w:fill="F5F3F1"/>
             <w:tcMar>
               <w:top w:w="120" w:type="dxa"/>
@@ -744,7 +744,7 @@
         </w:tc>
         <w:tc>
           <w:tcPr>
-            <w:tcW w:w="7940" w:type="dxa"/>
+            <w:tcW w:w="7620" w:type="dxa"/>
             <w:shd w:fill="F5F3F1"/>
             <w:tcMar>
               <w:top w:w="120" w:type="dxa"/>
@@ -767,7 +767,7 @@
       <w:tr>
         <w:tc>
           <w:tcPr>
-            <w:tcW w:w="1180" w:type="dxa"/>
+            <w:tcW w:w="1500" w:type="dxa"/>
             <w:tcMar>
               <w:top w:w="120" w:type="dxa"/>
               <w:left w:w="150" w:type="dxa"/>
@@ -787,7 +787,7 @@
         </w:tc>
         <w:tc>
           <w:tcPr>
-            <w:tcW w:w="7940" w:type="dxa"/>
+            <w:tcW w:w="7620" w:type="dxa"/>
             <w:tcMar>
               <w:top w:w="120" w:type="dxa"/>
               <w:left w:w="150" w:type="dxa"/>
@@ -809,7 +809,7 @@
       <w:tr>
         <w:tc>
           <w:tcPr>
-            <w:tcW w:w="1180" w:type="dxa"/>
+            <w:tcW w:w="1500" w:type="dxa"/>
             <w:shd w:fill="F5F3F1"/>
             <w:tcMar>
               <w:top w:w="120" w:type="dxa"/>
@@ -830,7 +830,7 @@
         </w:tc>
         <w:tc>
           <w:tcPr>
-            <w:tcW w:w="7940" w:type="dxa"/>
+            <w:tcW w:w="7620" w:type="dxa"/>
             <w:shd w:fill="F5F3F1"/>
             <w:tcMar>
               <w:top w:w="120" w:type="dxa"/>
@@ -853,7 +853,7 @@
       <w:tr>
         <w:tc>
           <w:tcPr>
-            <w:tcW w:w="1180" w:type="dxa"/>
+            <w:tcW w:w="1500" w:type="dxa"/>
             <w:tcMar>
               <w:top w:w="120" w:type="dxa"/>
               <w:left w:w="150" w:type="dxa"/>
@@ -873,7 +873,7 @@
         </w:tc>
         <w:tc>
           <w:tcPr>
-            <w:tcW w:w="7940" w:type="dxa"/>
+            <w:tcW w:w="7620" w:type="dxa"/>
             <w:tcMar>
               <w:top w:w="120" w:type="dxa"/>
               <w:left w:w="150" w:type="dxa"/>
@@ -895,7 +895,7 @@
       <w:tr>
         <w:tc>
           <w:tcPr>
-            <w:tcW w:w="1180" w:type="dxa"/>
+            <w:tcW w:w="1500" w:type="dxa"/>
             <w:shd w:fill="F5F3F1"/>
             <w:tcMar>
               <w:top w:w="120" w:type="dxa"/>
@@ -916,7 +916,7 @@
         </w:tc>
         <w:tc>
           <w:tcPr>
-            <w:tcW w:w="7940" w:type="dxa"/>
+            <w:tcW w:w="7620" w:type="dxa"/>
             <w:shd w:fill="F5F3F1"/>
             <w:tcMar>
               <w:top w:w="120" w:type="dxa"/>
